--- a/manuscript/Births PRC Paper_v1.docx
+++ b/manuscript/Births PRC Paper_v1.docx
@@ -999,23 +999,7 @@
           <w:sz w:val="22"/>
           <w:szCs w:val="22"/>
         </w:rPr>
-        <w:t xml:space="preserve">Switzerland exemplifies the post-pandemic fertility trajectory with </w:t>
-      </w:r>
-      <w:proofErr w:type="gramStart"/>
-      <w:r>
-        <w:rPr>
-          <w:sz w:val="22"/>
-          <w:szCs w:val="22"/>
-        </w:rPr>
-        <w:t>particular clarity</w:t>
-      </w:r>
-      <w:proofErr w:type="gramEnd"/>
-      <w:r>
-        <w:rPr>
-          <w:sz w:val="22"/>
-          <w:szCs w:val="22"/>
-        </w:rPr>
-        <w:t>. With a TFR of 1.29 in 2024 — the lowest since records began — Switzerland has seen a steep decline from approximately 1.52 in 2021.</w:t>
+        <w:t>Switzerland exemplifies the post-pandemic fertility trajectory with particular clarity. With a TFR of 1.29 in 2024 — the lowest since records began — Switzerland has seen a steep decline from approximately 1.52 in 2021.</w:t>
       </w:r>
       <w:sdt>
         <w:sdtPr>
@@ -1048,23 +1032,7 @@
           <w:sz w:val="22"/>
           <w:szCs w:val="22"/>
         </w:rPr>
-        <w:t xml:space="preserve"> Crucially, this decline predates the pandemic. Matthes, Le Vu and Staub (2025), tracking general fertility rates (GFRs) in Switzerland from 1871 to 2022 using the </w:t>
-      </w:r>
-      <w:proofErr w:type="spellStart"/>
-      <w:r>
-        <w:rPr>
-          <w:sz w:val="22"/>
-          <w:szCs w:val="22"/>
-        </w:rPr>
-        <w:t>BevNat</w:t>
-      </w:r>
-      <w:proofErr w:type="spellEnd"/>
-      <w:r>
-        <w:rPr>
-          <w:sz w:val="22"/>
-          <w:szCs w:val="22"/>
-        </w:rPr>
-        <w:t xml:space="preserve"> vital statistics, show that the GFR had already been declining since 2018 before the pandemic struck.</w:t>
+        <w:t xml:space="preserve"> Crucially, this decline predates the pandemic. Matthes, Le Vu and Staub (2025), tracking general fertility rates (GFRs) in Switzerland from 1871 to 2022 using the BevNat vital statistics, show that the GFR had already been declining since 2018 before the pandemic struck.</w:t>
       </w:r>
       <w:sdt>
         <w:sdtPr>
@@ -1130,23 +1098,7 @@
           <w:sz w:val="22"/>
           <w:szCs w:val="22"/>
         </w:rPr>
-        <w:t xml:space="preserve"> The present study directly responds to this call: we extend the </w:t>
-      </w:r>
-      <w:proofErr w:type="spellStart"/>
-      <w:r>
-        <w:rPr>
-          <w:sz w:val="22"/>
-          <w:szCs w:val="22"/>
-        </w:rPr>
-        <w:t>BevNat</w:t>
-      </w:r>
-      <w:proofErr w:type="spellEnd"/>
-      <w:r>
-        <w:rPr>
-          <w:sz w:val="22"/>
-          <w:szCs w:val="22"/>
-        </w:rPr>
-        <w:t xml:space="preserve"> vital statistics analysis through 2025 — the year Switzerland's TFR reached its record low — and substantially expand the subgroup analysis to ask: who is particularly affected by the declining birth rate in Switzerland?</w:t>
+        <w:t xml:space="preserve"> The present study directly responds to this call: we extend the BevNat vital statistics analysis through 2025 — the year Switzerland's TFR reached its record low — and substantially expand the subgroup analysis to ask: who is particularly affected by the declining birth rate in Switzerland?</w:t>
       </w:r>
     </w:p>
     <w:p>
@@ -1163,23 +1115,7 @@
           <w:sz w:val="22"/>
           <w:szCs w:val="22"/>
         </w:rPr>
-        <w:t xml:space="preserve">Subnational analyses have consistently shown that national TFRs mask substantial within-country heterogeneity. In Switzerland, cantonal TFRs in 2020 alone ranged from 1.27 in Basel-Stadt to 1.80 in Appenzell </w:t>
-      </w:r>
-      <w:proofErr w:type="spellStart"/>
-      <w:r>
-        <w:rPr>
-          <w:sz w:val="22"/>
-          <w:szCs w:val="22"/>
-        </w:rPr>
-        <w:t>Innerrhoden</w:t>
-      </w:r>
-      <w:proofErr w:type="spellEnd"/>
-      <w:r>
-        <w:rPr>
-          <w:sz w:val="22"/>
-          <w:szCs w:val="22"/>
-        </w:rPr>
-        <w:t xml:space="preserve">, with cultural, religious and linguistic factors accounting for much of the persistent </w:t>
+        <w:t xml:space="preserve">Subnational analyses have consistently shown that national TFRs mask substantial within-country heterogeneity. In Switzerland, cantonal TFRs in 2020 alone ranged from 1.27 in Basel-Stadt to 1.80 in Appenzell Innerrhoden, with cultural, religious and linguistic factors accounting for much of the persistent </w:t>
       </w:r>
       <w:r>
         <w:rPr>
@@ -1336,23 +1272,7 @@
           <w:sz w:val="22"/>
           <w:szCs w:val="22"/>
         </w:rPr>
-        <w:t xml:space="preserve">Educational and socioeconomic gradients intersect closely with these spatial patterns. </w:t>
-      </w:r>
-      <w:proofErr w:type="spellStart"/>
-      <w:r>
-        <w:rPr>
-          <w:sz w:val="22"/>
-          <w:szCs w:val="22"/>
-        </w:rPr>
-        <w:t>Nisén</w:t>
-      </w:r>
-      <w:proofErr w:type="spellEnd"/>
-      <w:r>
-        <w:rPr>
-          <w:sz w:val="22"/>
-          <w:szCs w:val="22"/>
-        </w:rPr>
-        <w:t xml:space="preserve"> et al. (2021), in the first large-scale comparative study of educational differences in cohort fertility across subnational regions of 15 European countries, find that the negative educational gradient is steepest in the least economically developed regions and flattens — or even reverses — in the most developed ones, a pattern that holds within as well as across countries.</w:t>
+        <w:t>Educational and socioeconomic gradients intersect closely with these spatial patterns. Nisén et al. (2021), in the first large-scale comparative study of educational differences in cohort fertility across subnational regions of 15 European countries, find that the negative educational gradient is steepest in the least economically developed regions and flattens — or even reverses — in the most developed ones, a pattern that holds within as well as across countries.</w:t>
       </w:r>
       <w:sdt>
         <w:sdtPr>
@@ -1527,23 +1447,7 @@
           <w:sz w:val="22"/>
           <w:szCs w:val="22"/>
         </w:rPr>
-        <w:t xml:space="preserve">Despite this rich international literature, systematic subnational analyses of Switzerland's decline in birth rates — decomposed by municipality, parity, maternal age, and migration background, and extended through the most recent years — remain limited. The present paper addresses this gap directly. Drawing on individual-level </w:t>
-      </w:r>
-      <w:proofErr w:type="spellStart"/>
-      <w:r>
-        <w:rPr>
-          <w:sz w:val="22"/>
-          <w:szCs w:val="22"/>
-        </w:rPr>
-        <w:t>BevNat</w:t>
-      </w:r>
-      <w:proofErr w:type="spellEnd"/>
-      <w:r>
-        <w:rPr>
-          <w:sz w:val="22"/>
-          <w:szCs w:val="22"/>
-        </w:rPr>
-        <w:t xml:space="preserve"> data from the Federal Statistical Office, updated to 2025, we expand the subgroup analyses of Matthes et al. (2025) and provide a comprehensive account of which population subgroups have been most affected by Switzerland's fertility decline in recent years, thus contributing to the international literature on the geography and demography of below-replacement fertility.</w:t>
+        <w:t>Despite this rich international literature, systematic subnational analyses of Switzerland's decline in birth rates — decomposed by municipality, parity, maternal age, and migration background, and extended through the most recent years — remain limited. The present paper addresses this gap directly. Drawing on individual-level BevNat data from the Federal Statistical Office, updated to 2025, we expand the subgroup analyses of Matthes et al. (2025) and provide a comprehensive account of which population subgroups have been most affected by Switzerland's fertility decline in recent years, thus contributing to the international literature on the geography and demography of below-replacement fertility.</w:t>
       </w:r>
     </w:p>
     <w:p>
@@ -1652,7 +1556,26 @@
           <w:sz w:val="22"/>
           <w:szCs w:val="22"/>
         </w:rPr>
-        <w:t>We used data from several sources. First, we used individual-level data routinely collected by the Federal Statistical Office (FSO), including month and year of birth, citizenship, age and municipality of residence of the mother, and parity of the child (available from 2005). We considered the period 2000–2025 and restricted the sample to live births from mothers aged 15 to 50. Second, we used population data for women aged 15–50, which were available for different periods depending on the level of stratification required by the analyses. We used national-level population counts for 2000–2025, municipality-level population counts for 2011–2024, and population counts by country of citizenship for 2011–2025. All datasets were stratified by age and year, with national- and municipality-level datasets additionally stratified by binary citizenship status (Swiss vs. non-Swiss). Third, we used municipality-level explanatory variables to characterize spatial differences in fertility. We included FSO data on population density and availability of childcare services. We also incorporated municipal-level results from four votes related to women’s suffrage, family support and paternity leave. In addition, we used the Swiss neighborhood index of socioeconomic position (Swiss-SEP-3), aggregated at the municipality level, and an urban–rural typology classifying municipalities into nine categories based on density, size and accessibility. Fourth, we used data from the Swiss Household Panel (SHP) to assess changes in attitudes toward family-related topics at the national level over time.</w:t>
+        <w:t>We used data from several sources. First, we used individual-level data routinely collected by the Federal Statistical Office (FSO), including month and year of birth, citizenship, age and municipality of residence of the mother, and parity of the child (available from 2005). We considered the period 2000–2025 and restricted the sample to live births from mothers aged 15 to 50. Second, we used population data for women aged 15–50, which were available for different periods depending on the level of stratification required by the analyses. We used national-level population counts for 2000–2025, municipality-level population counts for 2011–2024, and population counts by country of citizenship for 2011–2025. All datasets were stratified by age and year, with national- and municipality-level datasets additionally stratified by binary citizenship status (Swiss vs. non-Swiss). Third, we used municipality-level explanatory variables to characterize spatial differences in fertility. We included FSO data on population density and availability of childcare services. We also incorporated municipal-level results from four votes related to women’s suffrage, family support and paternity leave. In addition, we used the Swiss neighborhood index of socioeconomic position (Swiss-SEP-3), aggregated at the municipality level, and an urban–rural typology classifying municipalities into nine categories based on density, size and accessibility. Fourth, we used data from the Swiss Household Panel (SHP) to assess changes in attitudes toward family-related topics at the national level over time</w:t>
+      </w:r>
+      <w:commentRangeStart w:id="0"/>
+      <w:r>
+        <w:rPr>
+          <w:rFonts w:ascii="Times New Roman" w:hAnsi="Times New Roman" w:cs="Times New Roman"/>
+          <w:sz w:val="22"/>
+          <w:szCs w:val="22"/>
+        </w:rPr>
+        <w:t>.</w:t>
+      </w:r>
+      <w:commentRangeEnd w:id="0"/>
+      <w:r>
+        <w:rPr>
+          <w:rStyle w:val="CommentReference"/>
+          <w:rFonts w:ascii="Times New Roman" w:hAnsi="Times New Roman" w:cs="Times New Roman"/>
+          <w:sz w:val="22"/>
+          <w:szCs w:val="22"/>
+        </w:rPr>
+        <w:commentReference w:id="0"/>
       </w:r>
     </w:p>
     <w:p>
@@ -2920,25 +2843,7 @@
           <w:sz w:val="22"/>
           <w:szCs w:val="22"/>
         </w:rPr>
-        <w:t xml:space="preserve">Using posterior draws, we compute the expected number of births under the counterfactual scenario in which the overall level of fertility is preserved over year, with changes in fertility only occurring through shifts in the timing of childbearing across ages. In other words, while the total fertility function </w:t>
-      </w:r>
-      <w:proofErr w:type="gramStart"/>
-      <w:r>
-        <w:rPr>
-          <w:rFonts w:ascii="Times New Roman" w:hAnsi="Times New Roman" w:cs="Times New Roman"/>
-          <w:sz w:val="22"/>
-          <w:szCs w:val="22"/>
-        </w:rPr>
-        <w:t>stays</w:t>
-      </w:r>
-      <w:proofErr w:type="gramEnd"/>
-      <w:r>
-        <w:rPr>
-          <w:rFonts w:ascii="Times New Roman" w:hAnsi="Times New Roman" w:cs="Times New Roman"/>
-          <w:sz w:val="22"/>
-          <w:szCs w:val="22"/>
-        </w:rPr>
-        <w:t xml:space="preserve"> unchanged, its shift towards older age alongside with change in population size and age distribution will influence the expected number of births. Formally, the number of expected births from women of age </w:t>
+        <w:t xml:space="preserve">Using posterior draws, we compute the expected number of births under the counterfactual scenario in which the overall level of fertility is preserved over year, with changes in fertility only occurring through shifts in the timing of childbearing across ages. In other words, while the total fertility function stays unchanged, its shift towards older age alongside with change in population size and age distribution will influence the expected number of births. Formally, the number of expected births from women of age </w:t>
       </w:r>
       <m:oMath>
         <m:r>
@@ -3668,32 +3573,14 @@
         </w:rPr>
         <w:t xml:space="preserve"> is re-sampled using its estimated variance. </w:t>
       </w:r>
-      <w:bookmarkStart w:id="0" w:name="national-level"/>
+      <w:bookmarkStart w:id="1" w:name="national-level"/>
       <w:r>
         <w:rPr>
           <w:rFonts w:ascii="Times New Roman" w:eastAsiaTheme="minorEastAsia" w:hAnsi="Times New Roman" w:cs="Times New Roman"/>
           <w:sz w:val="22"/>
           <w:szCs w:val="22"/>
         </w:rPr>
-        <w:t xml:space="preserve">We resample the year effects using their estimated variance rather than posterior draws, </w:t>
-      </w:r>
-      <w:proofErr w:type="gramStart"/>
-      <w:r>
-        <w:rPr>
-          <w:rFonts w:ascii="Times New Roman" w:eastAsiaTheme="minorEastAsia" w:hAnsi="Times New Roman" w:cs="Times New Roman"/>
-          <w:sz w:val="22"/>
-          <w:szCs w:val="22"/>
-        </w:rPr>
-        <w:t>as using</w:t>
-      </w:r>
-      <w:proofErr w:type="gramEnd"/>
-      <w:r>
-        <w:rPr>
-          <w:rFonts w:ascii="Times New Roman" w:eastAsiaTheme="minorEastAsia" w:hAnsi="Times New Roman" w:cs="Times New Roman"/>
-          <w:sz w:val="22"/>
-          <w:szCs w:val="22"/>
-        </w:rPr>
-        <w:t xml:space="preserve"> posterior realizations would introduce year-specific deviations and violate the assumption of a constant fertility level over year.</w:t>
+        <w:t>We resample the year effects using their estimated variance rather than posterior draws, as using posterior realizations would introduce year-specific deviations and violate the assumption of a constant fertility level over year.</w:t>
       </w:r>
     </w:p>
     <w:p>
@@ -4243,7 +4130,7 @@
         </m:oMath>
       </m:oMathPara>
     </w:p>
-    <w:bookmarkEnd w:id="0"/>
+    <w:bookmarkEnd w:id="1"/>
     <w:p>
       <w:pPr>
         <w:pStyle w:val="FirstParagraph"/>
@@ -4261,25 +4148,7 @@
           <w:sz w:val="22"/>
           <w:szCs w:val="22"/>
         </w:rPr>
-        <w:t xml:space="preserve">To explore </w:t>
-      </w:r>
-      <w:proofErr w:type="gramStart"/>
-      <w:r>
-        <w:rPr>
-          <w:rFonts w:ascii="Times New Roman" w:hAnsi="Times New Roman" w:cs="Times New Roman"/>
-          <w:sz w:val="22"/>
-          <w:szCs w:val="22"/>
-        </w:rPr>
-        <w:t>birth excess</w:t>
-      </w:r>
-      <w:proofErr w:type="gramEnd"/>
-      <w:r>
-        <w:rPr>
-          <w:rFonts w:ascii="Times New Roman" w:hAnsi="Times New Roman" w:cs="Times New Roman"/>
-          <w:sz w:val="22"/>
-          <w:szCs w:val="22"/>
-        </w:rPr>
-        <w:t xml:space="preserve"> at the municipality level, we disaggregate the national posterior expected births </w:t>
+        <w:t xml:space="preserve">To explore birth excess at the municipality level, we disaggregate the national posterior expected births </w:t>
       </w:r>
       <m:oMath>
         <m:sSub>
@@ -5964,52 +5833,16 @@
           <w:szCs w:val="22"/>
           <w:lang w:val="en-US"/>
         </w:rPr>
-        <w:t xml:space="preserve">For the parity-based analyses, we could not adjust </w:t>
-      </w:r>
-      <w:proofErr w:type="gramStart"/>
+        <w:t xml:space="preserve">For the parity-based analyses, we could not adjust for the relevant population denominator, as population counts by parity (i.e. by number of children) were not available. We thus fit the model using the total female population aged 15-50, which slightly modify the fertility function. It should thus be interpreted as the </w:t>
+      </w:r>
       <w:r>
         <w:rPr>
           <w:sz w:val="22"/>
           <w:szCs w:val="22"/>
           <w:lang w:val="en-US"/>
         </w:rPr>
-        <w:t>for</w:t>
-      </w:r>
-      <w:proofErr w:type="gramEnd"/>
-      <w:r>
-        <w:rPr>
-          <w:sz w:val="22"/>
-          <w:szCs w:val="22"/>
-          <w:lang w:val="en-US"/>
-        </w:rPr>
-        <w:t xml:space="preserve"> the relevant population denominator, as population counts by parity (i.e. by number of children) were not available. We thus fit the model using the total female population aged 15-50, which slightly modify the fertility function. It should thus be interpreted as the </w:t>
-      </w:r>
-      <w:r>
-        <w:rPr>
-          <w:sz w:val="22"/>
-          <w:szCs w:val="22"/>
-          <w:lang w:val="en-US"/>
-        </w:rPr>
         <w:lastRenderedPageBreak/>
-        <w:t xml:space="preserve">proportion of women having their first child </w:t>
-      </w:r>
-      <w:proofErr w:type="gramStart"/>
-      <w:r>
-        <w:rPr>
-          <w:sz w:val="22"/>
-          <w:szCs w:val="22"/>
-          <w:lang w:val="en-US"/>
-        </w:rPr>
-        <w:t>in a given</w:t>
-      </w:r>
-      <w:proofErr w:type="gramEnd"/>
-      <w:r>
-        <w:rPr>
-          <w:sz w:val="22"/>
-          <w:szCs w:val="22"/>
-          <w:lang w:val="en-US"/>
-        </w:rPr>
-        <w:t xml:space="preserve"> month rather than a probability, and similarly for higher-order birth analysis.</w:t>
+        <w:t>proportion of women having their first child in a given month rather than a probability, and similarly for higher-order birth analysis.</w:t>
       </w:r>
     </w:p>
     <w:p>
@@ -6030,7 +5863,7 @@
         </w:rPr>
         <w:t>As a limitation, we could not account for temporal changes in the proportion of childlessness, which may partly explain variation in excess first or higher-order births at the national level. Nevertheless, we accounted for spatial differences in childlessness when estimating municipality-level excess first births by introducing an estimated share of childless women into the multinomial allocation. This share was reconstructed for each municipality using birth records from 2000–2024, by inferring age-specific childlessness from first births and population counts (</w:t>
       </w:r>
-      <w:commentRangeStart w:id="1"/>
+      <w:commentRangeStart w:id="2"/>
       <w:r>
         <w:rPr>
           <w:sz w:val="22"/>
@@ -6039,13 +5872,16 @@
         </w:rPr>
         <w:t>see Supplementary Material XX for details</w:t>
       </w:r>
-      <w:commentRangeEnd w:id="1"/>
+      <w:commentRangeEnd w:id="2"/>
       <w:r>
         <w:rPr>
           <w:rStyle w:val="CommentReference"/>
-          <w:lang w:val="en-US" w:eastAsia="en-US" w:bidi="ar-SA"/>
-        </w:rPr>
-        <w:commentReference w:id="1"/>
+          <w:rFonts w:ascii="Times New Roman" w:hAnsi="Times New Roman" w:cs="Times New Roman"/>
+          <w:sz w:val="22"/>
+          <w:szCs w:val="22"/>
+          <w:lang w:val="en-US"/>
+        </w:rPr>
+        <w:commentReference w:id="2"/>
       </w:r>
       <w:r>
         <w:rPr>
@@ -6150,25 +5986,7 @@
           <w:szCs w:val="22"/>
           <w:lang w:val="en-US"/>
         </w:rPr>
-        <w:t xml:space="preserve">We fitted monthly births at the national level in Switzerland from 2000 to 2025 and estimated expected births under a scenario of constant underlying fertility level, accounting for changes in the female population and fertility timing (Fig. 1A). Until the mid-2010s, the increase in expected birth counts, mainly driven by the growing number of women of reproductive age, was exceeded by the increase in observed births. From the mid-2010s, however, observed births declined while expected birth </w:t>
-      </w:r>
-      <w:proofErr w:type="gramStart"/>
-      <w:r>
-        <w:rPr>
-          <w:sz w:val="22"/>
-          <w:szCs w:val="22"/>
-          <w:lang w:val="en-US"/>
-        </w:rPr>
-        <w:t>counts</w:t>
-      </w:r>
-      <w:proofErr w:type="gramEnd"/>
-      <w:r>
-        <w:rPr>
-          <w:sz w:val="22"/>
-          <w:szCs w:val="22"/>
-          <w:lang w:val="en-US"/>
-        </w:rPr>
-        <w:t xml:space="preserve"> stabilized.</w:t>
+        <w:t>We fitted monthly births at the national level in Switzerland from 2000 to 2025 and estimated expected births under a scenario of constant underlying fertility level, accounting for changes in the female population and fertility timing (Fig. 1A). Until the mid-2010s, the increase in expected birth counts, mainly driven by the growing number of women of reproductive age, was exceeded by the increase in observed births. From the mid-2010s, however, observed births declined while expected birth counts stabilized.</w:t>
       </w:r>
     </w:p>
     <w:p>
@@ -6282,7 +6100,7 @@
           <w:lang w:val="en-US"/>
         </w:rPr>
       </w:pPr>
-      <w:bookmarkStart w:id="2" w:name="_Hlk237023422"/>
+      <w:bookmarkStart w:id="3" w:name="_Hlk237023422"/>
       <w:r>
         <w:rPr>
           <w:lang w:val="en-US"/>
@@ -6332,7 +6150,7 @@
         <w:t>Despite these differences, all world regions experienced a marked decline in relative excess births over the past decade (Fig. 2E).</w:t>
       </w:r>
     </w:p>
-    <w:bookmarkEnd w:id="2"/>
+    <w:bookmarkEnd w:id="3"/>
     <w:p>
       <w:pPr>
         <w:spacing w:after="160" w:line="276" w:lineRule="auto"/>
@@ -6409,25 +6227,7 @@
           <w:szCs w:val="22"/>
           <w:lang w:val="en-US"/>
         </w:rPr>
-        <w:t>We explored heterogeneity in relative excess births across municipalities according to a range of municipality-level explanatory variables grouped into ten deciles (Fig. 4). As observed previously, municipalities with lower population density showed higher relative excess births, with an excess of around 5% in the lowest-density decile compared with a deficit of -15% in the highest-density decile. Socioeconomic position (SEP) at the municipality level did not show a clear monotonic association, with the highest relative excess births observed among both municipalities with very low and very high SEP levels. Finally, we did not observe positive associations between childcare service density or support for paternity leave extension and relative excess births. Instead, these variables showed negative associations</w:t>
-      </w:r>
-      <w:proofErr w:type="gramStart"/>
-      <w:r>
-        <w:rPr>
-          <w:sz w:val="22"/>
-          <w:szCs w:val="22"/>
-          <w:lang w:val="en-US"/>
-        </w:rPr>
-        <w:t>, likely</w:t>
-      </w:r>
-      <w:proofErr w:type="gramEnd"/>
-      <w:r>
-        <w:rPr>
-          <w:sz w:val="22"/>
-          <w:szCs w:val="22"/>
-          <w:lang w:val="en-US"/>
-        </w:rPr>
-        <w:t xml:space="preserve"> reflecting their correlation with population density.</w:t>
+        <w:t>We explored heterogeneity in relative excess births across municipalities according to a range of municipality-level explanatory variables grouped into ten deciles (Fig. 4). As observed previously, municipalities with lower population density showed higher relative excess births, with an excess of around 5% in the lowest-density decile compared with a deficit of -15% in the highest-density decile. Socioeconomic position (SEP) at the municipality level did not show a clear monotonic association, with the highest relative excess births observed among both municipalities with very low and very high SEP levels. Finally, we did not observe positive associations between childcare service density or support for paternity leave extension and relative excess births. Instead, these variables showed negative associations, likely reflecting their correlation with population density.</w:t>
       </w:r>
     </w:p>
     <w:p>
@@ -6788,25 +6588,7 @@
           <w:sz w:val="22"/>
           <w:szCs w:val="22"/>
         </w:rPr>
-        <w:t xml:space="preserve">via GitHub and </w:t>
-      </w:r>
-      <w:proofErr w:type="spellStart"/>
-      <w:r>
-        <w:rPr>
-          <w:color w:val="000000" w:themeColor="text1"/>
-          <w:sz w:val="22"/>
-          <w:szCs w:val="22"/>
-        </w:rPr>
-        <w:t>zenodo</w:t>
-      </w:r>
-      <w:proofErr w:type="spellEnd"/>
-      <w:r>
-        <w:rPr>
-          <w:color w:val="000000" w:themeColor="text1"/>
-          <w:sz w:val="22"/>
-          <w:szCs w:val="22"/>
-        </w:rPr>
-        <w:t xml:space="preserve">: </w:t>
+        <w:t xml:space="preserve">via GitHub and zenodo: </w:t>
       </w:r>
     </w:p>
     <w:p>
@@ -7087,20 +6869,7 @@
               <w:color w:val="000000"/>
             </w:rPr>
             <w:tab/>
-          </w:r>
-          <w:proofErr w:type="spellStart"/>
-          <w:r>
-            <w:rPr>
-              <w:color w:val="000000"/>
-            </w:rPr>
-            <w:t>Lesthaeghe</w:t>
-          </w:r>
-          <w:proofErr w:type="spellEnd"/>
-          <w:r>
-            <w:rPr>
-              <w:color w:val="000000"/>
-            </w:rPr>
-            <w:t xml:space="preserve"> R. The second demographic transition, 1986–2020: sub-replacement fertility and rising cohabitation—a global update. </w:t>
+            <w:t xml:space="preserve">Lesthaeghe R. The second demographic transition, 1986–2020: sub-replacement fertility and rising cohabitation—a global update. </w:t>
           </w:r>
           <w:r>
             <w:rPr>
@@ -7140,34 +6909,7 @@
               <w:color w:val="000000"/>
             </w:rPr>
             <w:tab/>
-          </w:r>
-          <w:proofErr w:type="spellStart"/>
-          <w:r>
-            <w:rPr>
-              <w:color w:val="000000"/>
-            </w:rPr>
-            <w:t>Spoorenberg</w:t>
-          </w:r>
-          <w:proofErr w:type="spellEnd"/>
-          <w:r>
-            <w:rPr>
-              <w:color w:val="000000"/>
-            </w:rPr>
-            <w:t xml:space="preserve"> T, </w:t>
-          </w:r>
-          <w:proofErr w:type="spellStart"/>
-          <w:r>
-            <w:rPr>
-              <w:color w:val="000000"/>
-            </w:rPr>
-            <w:t>Skirbekk</w:t>
-          </w:r>
-          <w:proofErr w:type="spellEnd"/>
-          <w:r>
-            <w:rPr>
-              <w:color w:val="000000"/>
-            </w:rPr>
-            <w:t xml:space="preserve"> V. Fertility postponement is not a universal correlate of fertility decline - N-IUSSP. 2026. https://www.niussp.org/fertility-and-reproduction/fertility-postponement-is-not-a-universal-correlate-of-fertility-decline/ (accessed June 19, 2026).</w:t>
+            <w:t>Spoorenberg T, Skirbekk V. Fertility postponement is not a universal correlate of fertility decline - N-IUSSP. 2026. https://www.niussp.org/fertility-and-reproduction/fertility-postponement-is-not-a-universal-correlate-of-fertility-decline/ (accessed June 19, 2026).</w:t>
           </w:r>
         </w:p>
         <w:p>
@@ -7193,48 +6935,7 @@
               <w:color w:val="000000"/>
             </w:rPr>
             <w:tab/>
-          </w:r>
-          <w:proofErr w:type="spellStart"/>
-          <w:r>
-            <w:rPr>
-              <w:color w:val="000000"/>
-            </w:rPr>
-            <w:t>Hellstrand</w:t>
-          </w:r>
-          <w:proofErr w:type="spellEnd"/>
-          <w:r>
-            <w:rPr>
-              <w:color w:val="000000"/>
-            </w:rPr>
-            <w:t xml:space="preserve"> J, </w:t>
-          </w:r>
-          <w:proofErr w:type="spellStart"/>
-          <w:r>
-            <w:rPr>
-              <w:color w:val="000000"/>
-            </w:rPr>
-            <w:t>Nisén</w:t>
-          </w:r>
-          <w:proofErr w:type="spellEnd"/>
-          <w:r>
-            <w:rPr>
-              <w:color w:val="000000"/>
-            </w:rPr>
-            <w:t xml:space="preserve"> J, Miranda V, Fallesen P, Dommermuth L, </w:t>
-          </w:r>
-          <w:proofErr w:type="spellStart"/>
-          <w:r>
-            <w:rPr>
-              <w:color w:val="000000"/>
-            </w:rPr>
-            <w:t>Myrskylä</w:t>
-          </w:r>
-          <w:proofErr w:type="spellEnd"/>
-          <w:r>
-            <w:rPr>
-              <w:color w:val="000000"/>
-            </w:rPr>
-            <w:t xml:space="preserve"> M. Not Just Later, but Fewer: Novel Trends in Cohort Fertility in the Nordic Countries. </w:t>
+            <w:t xml:space="preserve">Hellstrand J, Nisén J, Miranda V, Fallesen P, Dommermuth L, Myrskylä M. Not Just Later, but Fewer: Novel Trends in Cohort Fertility in the Nordic Countries. </w:t>
           </w:r>
           <w:r>
             <w:rPr>
@@ -7277,7 +6978,6 @@
             <w:tab/>
             <w:t xml:space="preserve">Bloom DE, Kuhn M, Prettner K. Fertility in High-Income Countries: Trends, Patterns, Determinants, and Consequences. </w:t>
           </w:r>
-          <w:proofErr w:type="spellStart"/>
           <w:r>
             <w:rPr>
               <w:i/>
@@ -7285,71 +6985,14 @@
               <w:color w:val="000000"/>
               <w:lang w:val="fr-CH"/>
             </w:rPr>
-            <w:t>Annu</w:t>
+            <w:t>Annu Rev Econom</w:t>
           </w:r>
-          <w:proofErr w:type="spellEnd"/>
           <w:r>
             <w:rPr>
-              <w:i/>
-              <w:iCs/>
               <w:color w:val="000000"/>
               <w:lang w:val="fr-CH"/>
             </w:rPr>
-            <w:t xml:space="preserve"> </w:t>
-          </w:r>
-          <w:proofErr w:type="spellStart"/>
-          <w:r>
-            <w:rPr>
-              <w:i/>
-              <w:iCs/>
-              <w:color w:val="000000"/>
-              <w:lang w:val="fr-CH"/>
-            </w:rPr>
-            <w:t>Rev</w:t>
-          </w:r>
-          <w:proofErr w:type="spellEnd"/>
-          <w:r>
-            <w:rPr>
-              <w:i/>
-              <w:iCs/>
-              <w:color w:val="000000"/>
-              <w:lang w:val="fr-CH"/>
-            </w:rPr>
-            <w:t xml:space="preserve"> </w:t>
-          </w:r>
-          <w:proofErr w:type="spellStart"/>
-          <w:r>
-            <w:rPr>
-              <w:i/>
-              <w:iCs/>
-              <w:color w:val="000000"/>
-              <w:lang w:val="fr-CH"/>
-            </w:rPr>
-            <w:t>Econom</w:t>
-          </w:r>
-          <w:proofErr w:type="spellEnd"/>
-          <w:r>
-            <w:rPr>
-              <w:color w:val="000000"/>
-              <w:lang w:val="fr-CH"/>
-            </w:rPr>
-            <w:t xml:space="preserve"> </w:t>
-          </w:r>
-          <w:proofErr w:type="gramStart"/>
-          <w:r>
-            <w:rPr>
-              <w:color w:val="000000"/>
-              <w:lang w:val="fr-CH"/>
-            </w:rPr>
-            <w:t>2024;</w:t>
-          </w:r>
-          <w:proofErr w:type="gramEnd"/>
-          <w:r>
-            <w:rPr>
-              <w:color w:val="000000"/>
-              <w:lang w:val="fr-CH"/>
-            </w:rPr>
-            <w:t xml:space="preserve"> 16: 159–84.</w:t>
+            <w:t xml:space="preserve"> 2024; 16: 159–84.</w:t>
           </w:r>
         </w:p>
         <w:p>
@@ -7377,38 +7020,7 @@
               <w:lang w:val="fr-CH"/>
             </w:rPr>
             <w:tab/>
-          </w:r>
-          <w:proofErr w:type="spellStart"/>
-          <w:r>
-            <w:rPr>
-              <w:color w:val="000000"/>
-              <w:lang w:val="fr-CH"/>
-            </w:rPr>
-            <w:t>Sobotka</w:t>
-          </w:r>
-          <w:proofErr w:type="spellEnd"/>
-          <w:r>
-            <w:rPr>
-              <w:color w:val="000000"/>
-              <w:lang w:val="fr-CH"/>
-            </w:rPr>
-            <w:t xml:space="preserve"> T, Zeman K, </w:t>
-          </w:r>
-          <w:proofErr w:type="spellStart"/>
-          <w:r>
-            <w:rPr>
-              <w:color w:val="000000"/>
-              <w:lang w:val="fr-CH"/>
-            </w:rPr>
-            <w:t>Jasilioniene</w:t>
-          </w:r>
-          <w:proofErr w:type="spellEnd"/>
-          <w:r>
-            <w:rPr>
-              <w:color w:val="000000"/>
-              <w:lang w:val="fr-CH"/>
-            </w:rPr>
-            <w:t xml:space="preserve"> A, </w:t>
+            <w:t xml:space="preserve">Sobotka T, Zeman K, Jasilioniene A, </w:t>
           </w:r>
           <w:r>
             <w:rPr>
@@ -7432,23 +7044,13 @@
             </w:rPr>
             <w:t xml:space="preserve">Pandemic Roller‐Coaster? Birth Trends in Higher‐Income Countries During the COVID‐19 Pandemic. </w:t>
           </w:r>
-          <w:proofErr w:type="spellStart"/>
           <w:r>
             <w:rPr>
               <w:i/>
               <w:iCs/>
               <w:color w:val="000000"/>
             </w:rPr>
-            <w:t>Popul</w:t>
-          </w:r>
-          <w:proofErr w:type="spellEnd"/>
-          <w:r>
-            <w:rPr>
-              <w:i/>
-              <w:iCs/>
-              <w:color w:val="000000"/>
-            </w:rPr>
-            <w:t xml:space="preserve"> Dev Rev</w:t>
+            <w:t>Popul Dev Rev</w:t>
           </w:r>
           <w:r>
             <w:rPr>
@@ -7480,20 +7082,7 @@
               <w:color w:val="000000"/>
             </w:rPr>
             <w:tab/>
-          </w:r>
-          <w:proofErr w:type="spellStart"/>
-          <w:r>
-            <w:rPr>
-              <w:color w:val="000000"/>
-            </w:rPr>
-            <w:t>Bujard</w:t>
-          </w:r>
-          <w:proofErr w:type="spellEnd"/>
-          <w:r>
-            <w:rPr>
-              <w:color w:val="000000"/>
-            </w:rPr>
-            <w:t xml:space="preserve"> M, Andersson G. Fertility Declines Near the End of the COVID-19 Pandemic: Evidence of the 2022 Birth Declines in Germany and Sweden. </w:t>
+            <w:t xml:space="preserve">Bujard M, Andersson G. Fertility Declines Near the End of the COVID-19 Pandemic: Evidence of the 2022 Birth Declines in Germany and Sweden. </w:t>
           </w:r>
           <w:r>
             <w:rPr>
@@ -7601,43 +7190,19 @@
             <w:tab/>
             <w:t xml:space="preserve">Matthes KL, Le Vu M, Staub K. Fertility dynamics through historical pandemics and COVID-19 in Switzerland, 1871–2022. </w:t>
           </w:r>
-          <w:proofErr w:type="spellStart"/>
           <w:r>
             <w:rPr>
               <w:i/>
               <w:iCs/>
               <w:color w:val="000000"/>
             </w:rPr>
-            <w:t>Popul</w:t>
-          </w:r>
-          <w:proofErr w:type="spellEnd"/>
-          <w:r>
-            <w:rPr>
-              <w:i/>
-              <w:iCs/>
-              <w:color w:val="000000"/>
-            </w:rPr>
-            <w:t xml:space="preserve"> Stud (NY)</w:t>
+            <w:t>Popul Stud (NY)</w:t>
           </w:r>
           <w:r>
             <w:rPr>
               <w:color w:val="000000"/>
             </w:rPr>
-            <w:t xml:space="preserve"> 2025</w:t>
-          </w:r>
-          <w:proofErr w:type="gramStart"/>
-          <w:r>
-            <w:rPr>
-              <w:color w:val="000000"/>
-            </w:rPr>
-            <w:t>; :</w:t>
-          </w:r>
-          <w:proofErr w:type="gramEnd"/>
-          <w:r>
-            <w:rPr>
-              <w:color w:val="000000"/>
-            </w:rPr>
-            <w:t xml:space="preserve"> 1–16.</w:t>
+            <w:t xml:space="preserve"> 2025; : 1–16.</w:t>
           </w:r>
         </w:p>
         <w:p>
@@ -7663,21 +7228,7 @@
               <w:color w:val="000000"/>
             </w:rPr>
             <w:tab/>
-            <w:t xml:space="preserve">Rausa F, </w:t>
-          </w:r>
-          <w:proofErr w:type="spellStart"/>
-          <w:r>
-            <w:rPr>
-              <w:color w:val="000000"/>
-            </w:rPr>
-            <w:t>Burkimsher</w:t>
-          </w:r>
-          <w:proofErr w:type="spellEnd"/>
-          <w:r>
-            <w:rPr>
-              <w:color w:val="000000"/>
-            </w:rPr>
-            <w:t xml:space="preserve"> M, Kohli R, Rossi O. Fertility: Cantonal differences. Neuchâtel, 2022.</w:t>
+            <w:t>Rausa F, Burkimsher M, Kohli R, Rossi O. Fertility: Cantonal differences. Neuchâtel, 2022.</w:t>
           </w:r>
         </w:p>
         <w:p>
@@ -7703,35 +7254,7 @@
               <w:color w:val="000000"/>
             </w:rPr>
             <w:tab/>
-            <w:t xml:space="preserve">Basten S, </w:t>
-          </w:r>
-          <w:proofErr w:type="spellStart"/>
-          <w:r>
-            <w:rPr>
-              <w:color w:val="000000"/>
-            </w:rPr>
-            <w:t>Huinink</w:t>
-          </w:r>
-          <w:proofErr w:type="spellEnd"/>
-          <w:r>
-            <w:rPr>
-              <w:color w:val="000000"/>
-            </w:rPr>
-            <w:t xml:space="preserve"> J, </w:t>
-          </w:r>
-          <w:proofErr w:type="spellStart"/>
-          <w:r>
-            <w:rPr>
-              <w:color w:val="000000"/>
-            </w:rPr>
-            <w:t>Klüsener</w:t>
-          </w:r>
-          <w:proofErr w:type="spellEnd"/>
-          <w:r>
-            <w:rPr>
-              <w:color w:val="000000"/>
-            </w:rPr>
-            <w:t xml:space="preserve"> S. Spatial Variation of Sub-national Fertility Trends in Austria, Germany and Switzerland. </w:t>
+            <w:t xml:space="preserve">Basten S, Huinink J, Klüsener S. Spatial Variation of Sub-national Fertility Trends in Austria, Germany and Switzerland. </w:t>
           </w:r>
           <w:r>
             <w:rPr>
@@ -7771,39 +7294,15 @@
               <w:color w:val="000000"/>
             </w:rPr>
             <w:tab/>
-            <w:t xml:space="preserve">Riederer B, </w:t>
+            <w:t xml:space="preserve">Riederer B, Beaujouan É. Explaining the urban–rural gradient in later fertility in Europe. </w:t>
           </w:r>
-          <w:proofErr w:type="spellStart"/>
-          <w:r>
-            <w:rPr>
-              <w:color w:val="000000"/>
-            </w:rPr>
-            <w:t>Beaujouan</w:t>
-          </w:r>
-          <w:proofErr w:type="spellEnd"/>
-          <w:r>
-            <w:rPr>
-              <w:color w:val="000000"/>
-            </w:rPr>
-            <w:t xml:space="preserve"> É. Explaining the urban–rural gradient in later fertility in Europe. </w:t>
-          </w:r>
-          <w:proofErr w:type="spellStart"/>
           <w:r>
             <w:rPr>
               <w:i/>
               <w:iCs/>
               <w:color w:val="000000"/>
             </w:rPr>
-            <w:t>Popul</w:t>
-          </w:r>
-          <w:proofErr w:type="spellEnd"/>
-          <w:r>
-            <w:rPr>
-              <w:i/>
-              <w:iCs/>
-              <w:color w:val="000000"/>
-            </w:rPr>
-            <w:t xml:space="preserve"> Space Place</w:t>
+            <w:t>Popul Space Place</w:t>
           </w:r>
           <w:r>
             <w:rPr>
@@ -7835,53 +7334,15 @@
               <w:color w:val="000000"/>
             </w:rPr>
             <w:tab/>
-            <w:t xml:space="preserve">Setz I, </w:t>
+            <w:t xml:space="preserve">Setz I, Compans M, Beaujouan É. The Diffusion of Late Fertility Across European Regions (2006–2018). </w:t>
           </w:r>
-          <w:proofErr w:type="spellStart"/>
-          <w:r>
-            <w:rPr>
-              <w:color w:val="000000"/>
-            </w:rPr>
-            <w:t>Compans</w:t>
-          </w:r>
-          <w:proofErr w:type="spellEnd"/>
-          <w:r>
-            <w:rPr>
-              <w:color w:val="000000"/>
-            </w:rPr>
-            <w:t xml:space="preserve"> M, </w:t>
-          </w:r>
-          <w:proofErr w:type="spellStart"/>
-          <w:r>
-            <w:rPr>
-              <w:color w:val="000000"/>
-            </w:rPr>
-            <w:t>Beaujouan</w:t>
-          </w:r>
-          <w:proofErr w:type="spellEnd"/>
-          <w:r>
-            <w:rPr>
-              <w:color w:val="000000"/>
-            </w:rPr>
-            <w:t xml:space="preserve"> É. The Diffusion of Late Fertility Across European Regions (2006–2018). </w:t>
-          </w:r>
-          <w:proofErr w:type="spellStart"/>
           <w:r>
             <w:rPr>
               <w:i/>
               <w:iCs/>
               <w:color w:val="000000"/>
             </w:rPr>
-            <w:t>Popul</w:t>
-          </w:r>
-          <w:proofErr w:type="spellEnd"/>
-          <w:r>
-            <w:rPr>
-              <w:i/>
-              <w:iCs/>
-              <w:color w:val="000000"/>
-            </w:rPr>
-            <w:t xml:space="preserve"> Space Place</w:t>
+            <w:t>Popul Space Place</w:t>
           </w:r>
           <w:r>
             <w:rPr>
@@ -7921,18 +7382,8 @@
               <w:iCs/>
               <w:color w:val="000000"/>
             </w:rPr>
-            <w:t xml:space="preserve">Can Stud </w:t>
+            <w:t>Can Stud Popul</w:t>
           </w:r>
-          <w:proofErr w:type="spellStart"/>
-          <w:r>
-            <w:rPr>
-              <w:i/>
-              <w:iCs/>
-              <w:color w:val="000000"/>
-            </w:rPr>
-            <w:t>Popul</w:t>
-          </w:r>
-          <w:proofErr w:type="spellEnd"/>
           <w:r>
             <w:rPr>
               <w:color w:val="000000"/>
@@ -7963,34 +7414,7 @@
               <w:color w:val="000000"/>
             </w:rPr>
             <w:tab/>
-          </w:r>
-          <w:proofErr w:type="spellStart"/>
-          <w:r>
-            <w:rPr>
-              <w:color w:val="000000"/>
-            </w:rPr>
-            <w:t>Nisén</w:t>
-          </w:r>
-          <w:proofErr w:type="spellEnd"/>
-          <w:r>
-            <w:rPr>
-              <w:color w:val="000000"/>
-            </w:rPr>
-            <w:t xml:space="preserve"> J, </w:t>
-          </w:r>
-          <w:proofErr w:type="spellStart"/>
-          <w:r>
-            <w:rPr>
-              <w:color w:val="000000"/>
-            </w:rPr>
-            <w:t>Klüsener</w:t>
-          </w:r>
-          <w:proofErr w:type="spellEnd"/>
-          <w:r>
-            <w:rPr>
-              <w:color w:val="000000"/>
-            </w:rPr>
-            <w:t xml:space="preserve"> S, Dahlberg J, </w:t>
+            <w:t xml:space="preserve">Nisén J, Klüsener S, Dahlberg J, </w:t>
           </w:r>
           <w:r>
             <w:rPr>
@@ -8045,34 +7469,7 @@
               <w:color w:val="000000"/>
             </w:rPr>
             <w:tab/>
-          </w:r>
-          <w:proofErr w:type="spellStart"/>
-          <w:r>
-            <w:rPr>
-              <w:color w:val="000000"/>
-            </w:rPr>
-            <w:t>Nisén</w:t>
-          </w:r>
-          <w:proofErr w:type="spellEnd"/>
-          <w:r>
-            <w:rPr>
-              <w:color w:val="000000"/>
-            </w:rPr>
-            <w:t xml:space="preserve"> J, </w:t>
-          </w:r>
-          <w:proofErr w:type="spellStart"/>
-          <w:r>
-            <w:rPr>
-              <w:color w:val="000000"/>
-            </w:rPr>
-            <w:t>Klüsener</w:t>
-          </w:r>
-          <w:proofErr w:type="spellEnd"/>
-          <w:r>
-            <w:rPr>
-              <w:color w:val="000000"/>
-            </w:rPr>
-            <w:t xml:space="preserve"> S, Dahlberg J, </w:t>
+            <w:t xml:space="preserve">Nisén J, Klüsener S, Dahlberg J, </w:t>
           </w:r>
           <w:r>
             <w:rPr>
@@ -8088,23 +7485,13 @@
             </w:rPr>
             <w:t xml:space="preserve"> Economic Conditions, Education and Parity‐Specific Fertility: A Sub‐National Regional Study Across 15 Countries in Europe. </w:t>
           </w:r>
-          <w:proofErr w:type="spellStart"/>
           <w:r>
             <w:rPr>
               <w:i/>
               <w:iCs/>
               <w:color w:val="000000"/>
             </w:rPr>
-            <w:t>Popul</w:t>
-          </w:r>
-          <w:proofErr w:type="spellEnd"/>
-          <w:r>
-            <w:rPr>
-              <w:i/>
-              <w:iCs/>
-              <w:color w:val="000000"/>
-            </w:rPr>
-            <w:t xml:space="preserve"> Space Place</w:t>
+            <w:t>Popul Space Place</w:t>
           </w:r>
           <w:r>
             <w:rPr>
@@ -8136,53 +7523,15 @@
               <w:color w:val="000000"/>
             </w:rPr>
             <w:tab/>
-            <w:t xml:space="preserve">Zeman K, </w:t>
+            <w:t xml:space="preserve">Zeman K, Beaujouan E, Brzozowska Z, Sobotka T. Cohort fertility decline in low fertility countries: Decomposition using parity progression ratios. </w:t>
           </w:r>
-          <w:proofErr w:type="spellStart"/>
-          <w:r>
-            <w:rPr>
-              <w:color w:val="000000"/>
-            </w:rPr>
-            <w:t>Beaujouan</w:t>
-          </w:r>
-          <w:proofErr w:type="spellEnd"/>
-          <w:r>
-            <w:rPr>
-              <w:color w:val="000000"/>
-            </w:rPr>
-            <w:t xml:space="preserve"> E, Brzozowska Z, Sobotka T. Cohort fertility </w:t>
-          </w:r>
-          <w:proofErr w:type="gramStart"/>
-          <w:r>
-            <w:rPr>
-              <w:color w:val="000000"/>
-            </w:rPr>
-            <w:t>decline</w:t>
-          </w:r>
-          <w:proofErr w:type="gramEnd"/>
-          <w:r>
-            <w:rPr>
-              <w:color w:val="000000"/>
-            </w:rPr>
-            <w:t xml:space="preserve"> in low fertility countries: Decomposition using parity progression ratios. </w:t>
-          </w:r>
-          <w:proofErr w:type="spellStart"/>
           <w:r>
             <w:rPr>
               <w:i/>
               <w:iCs/>
               <w:color w:val="000000"/>
             </w:rPr>
-            <w:t>Demogr</w:t>
-          </w:r>
-          <w:proofErr w:type="spellEnd"/>
-          <w:r>
-            <w:rPr>
-              <w:i/>
-              <w:iCs/>
-              <w:color w:val="000000"/>
-            </w:rPr>
-            <w:t xml:space="preserve"> Res</w:t>
+            <w:t>Demogr Res</w:t>
           </w:r>
           <w:r>
             <w:rPr>
@@ -8214,35 +7563,7 @@
               <w:color w:val="000000"/>
             </w:rPr>
             <w:tab/>
-            <w:t xml:space="preserve">Vignoli D, </w:t>
-          </w:r>
-          <w:proofErr w:type="spellStart"/>
-          <w:r>
-            <w:rPr>
-              <w:color w:val="000000"/>
-            </w:rPr>
-            <w:t>Guetto</w:t>
-          </w:r>
-          <w:proofErr w:type="spellEnd"/>
-          <w:r>
-            <w:rPr>
-              <w:color w:val="000000"/>
-            </w:rPr>
-            <w:t xml:space="preserve"> R, Bazzani G, Pirani E, </w:t>
-          </w:r>
-          <w:proofErr w:type="spellStart"/>
-          <w:r>
-            <w:rPr>
-              <w:color w:val="000000"/>
-            </w:rPr>
-            <w:t>Minello</w:t>
-          </w:r>
-          <w:proofErr w:type="spellEnd"/>
-          <w:r>
-            <w:rPr>
-              <w:color w:val="000000"/>
-            </w:rPr>
-            <w:t xml:space="preserve"> A. A reflection on economic uncertainty and fertility in Europe: The Narrative Framework. </w:t>
+            <w:t xml:space="preserve">Vignoli D, Guetto R, Bazzani G, Pirani E, Minello A. A reflection on economic uncertainty and fertility in Europe: The Narrative Framework. </w:t>
           </w:r>
           <w:r>
             <w:rPr>
@@ -8282,91 +7603,21 @@
               <w:color w:val="000000"/>
             </w:rPr>
             <w:tab/>
-            <w:t xml:space="preserve">Estévez JL, </w:t>
+            <w:t xml:space="preserve">Estévez JL, Rotkirch A. Fertility trends across migrant generations reexamined: insights from Finnish register data. </w:t>
           </w:r>
-          <w:proofErr w:type="spellStart"/>
-          <w:r>
-            <w:rPr>
-              <w:color w:val="000000"/>
-            </w:rPr>
-            <w:t>Rotkirch</w:t>
-          </w:r>
-          <w:proofErr w:type="spellEnd"/>
-          <w:r>
-            <w:rPr>
-              <w:color w:val="000000"/>
-            </w:rPr>
-            <w:t xml:space="preserve"> A. Fertility trends across migrant generations </w:t>
-          </w:r>
-          <w:proofErr w:type="spellStart"/>
-          <w:r>
-            <w:rPr>
-              <w:color w:val="000000"/>
-            </w:rPr>
-            <w:t>reexamined</w:t>
-          </w:r>
-          <w:proofErr w:type="spellEnd"/>
-          <w:r>
-            <w:rPr>
-              <w:color w:val="000000"/>
-            </w:rPr>
-            <w:t xml:space="preserve">: insights from Finnish register data. </w:t>
-          </w:r>
-          <w:proofErr w:type="spellStart"/>
           <w:r>
             <w:rPr>
               <w:i/>
               <w:iCs/>
               <w:color w:val="000000"/>
             </w:rPr>
-            <w:t>Eur</w:t>
-          </w:r>
-          <w:proofErr w:type="spellEnd"/>
-          <w:r>
-            <w:rPr>
-              <w:i/>
-              <w:iCs/>
-              <w:color w:val="000000"/>
-            </w:rPr>
-            <w:t xml:space="preserve"> </w:t>
-          </w:r>
-          <w:proofErr w:type="spellStart"/>
-          <w:r>
-            <w:rPr>
-              <w:i/>
-              <w:iCs/>
-              <w:color w:val="000000"/>
-            </w:rPr>
-            <w:t>Sociol</w:t>
-          </w:r>
-          <w:proofErr w:type="spellEnd"/>
-          <w:r>
-            <w:rPr>
-              <w:i/>
-              <w:iCs/>
-              <w:color w:val="000000"/>
-            </w:rPr>
-            <w:t xml:space="preserve"> Rev</w:t>
+            <w:t>Eur Sociol Rev</w:t>
           </w:r>
           <w:r>
             <w:rPr>
               <w:color w:val="000000"/>
             </w:rPr>
-            <w:t xml:space="preserve"> 2026; published online March 12. DOI:10.1093/</w:t>
-          </w:r>
-          <w:proofErr w:type="spellStart"/>
-          <w:r>
-            <w:rPr>
-              <w:color w:val="000000"/>
-            </w:rPr>
-            <w:t>esr</w:t>
-          </w:r>
-          <w:proofErr w:type="spellEnd"/>
-          <w:r>
-            <w:rPr>
-              <w:color w:val="000000"/>
-            </w:rPr>
-            <w:t>/jcag009.</w:t>
+            <w:t xml:space="preserve"> 2026; published online March 12. DOI:10.1093/esr/jcag009.</w:t>
           </w:r>
         </w:p>
         <w:p>
@@ -8648,7 +7899,72 @@
 
 <file path=word/comments.xml><?xml version="1.0" encoding="utf-8"?>
 <w:comments xmlns:wpc="http://schemas.microsoft.com/office/word/2010/wordprocessingCanvas" xmlns:cx="http://schemas.microsoft.com/office/drawing/2014/chartex" xmlns:cx1="http://schemas.microsoft.com/office/drawing/2015/9/8/chartex" xmlns:cx2="http://schemas.microsoft.com/office/drawing/2015/10/21/chartex" xmlns:cx3="http://schemas.microsoft.com/office/drawing/2016/5/9/chartex" xmlns:cx4="http://schemas.microsoft.com/office/drawing/2016/5/10/chartex" xmlns:cx5="http://schemas.microsoft.com/office/drawing/2016/5/11/chartex" xmlns:cx6="http://schemas.microsoft.com/office/drawing/2016/5/12/chartex" xmlns:cx7="http://schemas.microsoft.com/office/drawing/2016/5/13/chartex" xmlns:cx8="http://schemas.microsoft.com/office/drawing/2016/5/14/chartex" xmlns:mc="http://schemas.openxmlformats.org/markup-compatibility/2006" xmlns:aink="http://schemas.microsoft.com/office/drawing/2016/ink" xmlns:am3d="http://schemas.microsoft.com/office/drawing/2017/model3d" xmlns:o="urn:schemas-microsoft-com:office:office" xmlns:oel="http://schemas.microsoft.com/office/2019/extlst" xmlns:r="http://schemas.openxmlformats.org/officeDocument/2006/relationships" xmlns:m="http://schemas.openxmlformats.org/officeDocument/2006/math" xmlns:v="urn:schemas-microsoft-com:vml" xmlns:wp14="http://schemas.microsoft.com/office/word/2010/wordprocessingDrawing" xmlns:wp="http://schemas.openxmlformats.org/drawingml/2006/wordprocessingDrawing" xmlns:w10="urn:schemas-microsoft-com:office:word" xmlns:w="http://schemas.openxmlformats.org/wordprocessingml/2006/main" xmlns:w14="http://schemas.microsoft.com/office/word/2010/wordml" xmlns:w15="http://schemas.microsoft.com/office/word/2012/wordml" xmlns:w16cex="http://schemas.microsoft.com/office/word/2018/wordml/cex" xmlns:w16cid="http://schemas.microsoft.com/office/word/2016/wordml/cid" xmlns:w16="http://schemas.microsoft.com/office/word/2018/wordml" xmlns:w16du="http://schemas.microsoft.com/office/word/2023/wordml/word16du" xmlns:w16sdtdh="http://schemas.microsoft.com/office/word/2020/wordml/sdtdatahash" xmlns:w16sdtfl="http://schemas.microsoft.com/office/word/2024/wordml/sdtformatlock" xmlns:w16se="http://schemas.microsoft.com/office/word/2015/wordml/symex" xmlns:wpg="http://schemas.microsoft.com/office/word/2010/wordprocessingGroup" xmlns:wpi="http://schemas.microsoft.com/office/word/2010/wordprocessingInk" xmlns:wne="http://schemas.microsoft.com/office/word/2006/wordml" xmlns:wps="http://schemas.microsoft.com/office/word/2010/wordprocessingShape" mc:Ignorable="w14 w15 w16se w16cid w16 w16cex w16sdtdh w16sdtfl w16du wp14">
-  <w:comment w:id="1" w:author="Hauser Anthony" w:date="2026-08-07T15:50:00Z" w:initials="AH">
+  <w:comment w:id="0" w:author="Hauser Anthony" w:date="2026-10-19T10:03:00Z" w:initials="AH">
+    <w:p>
+      <w:pPr>
+        <w:pStyle w:val="CommentText"/>
+      </w:pPr>
+      <w:r>
+        <w:rPr>
+          <w:rStyle w:val="CommentReference"/>
+        </w:rPr>
+        <w:annotationRef/>
+      </w:r>
+      <w:r>
+        <w:t xml:space="preserve">REF_Bevnat: </w:t>
+      </w:r>
+    </w:p>
+    <w:p>
+      <w:pPr>
+        <w:pStyle w:val="CommentText"/>
+      </w:pPr>
+      <w:r>
+        <w:t>REF_</w:t>
+      </w:r>
+    </w:p>
+    <w:p>
+      <w:pPr>
+        <w:pStyle w:val="CommentText"/>
+      </w:pPr>
+    </w:p>
+    <w:p>
+      <w:pPr>
+        <w:pStyle w:val="CommentText"/>
+      </w:pPr>
+      <w:r>
+        <w:t>REF_votation</w:t>
+      </w:r>
+    </w:p>
+    <w:p>
+      <w:pPr>
+        <w:pStyle w:val="CommentText"/>
+      </w:pPr>
+      <w:r>
+        <w:t>REF_SEP3</w:t>
+      </w:r>
+    </w:p>
+    <w:p>
+      <w:pPr>
+        <w:pStyle w:val="CommentText"/>
+      </w:pPr>
+      <w:r>
+        <w:t>REF_dens:</w:t>
+      </w:r>
+    </w:p>
+    <w:p>
+      <w:pPr>
+        <w:pStyle w:val="CommentText"/>
+      </w:pPr>
+      <w:r>
+        <w:t>REF_childcare</w:t>
+      </w:r>
+      <w:r>
+        <w:br/>
+        <w:t>REF_SHP:</w:t>
+      </w:r>
+    </w:p>
+  </w:comment>
+  <w:comment w:id="2" w:author="Hauser Anthony" w:date="2026-08-07T15:50:00Z" w:initials="AH">
     <w:p>
       <w:pPr>
         <w:pStyle w:val="CommentText"/>
@@ -8669,18 +7985,21 @@
 
 <file path=word/commentsExtended.xml><?xml version="1.0" encoding="utf-8"?>
 <w15:commentsEx xmlns:wpc="http://schemas.microsoft.com/office/word/2010/wordprocessingCanvas" xmlns:cx="http://schemas.microsoft.com/office/drawing/2014/chartex" xmlns:cx1="http://schemas.microsoft.com/office/drawing/2015/9/8/chartex" xmlns:cx2="http://schemas.microsoft.com/office/drawing/2015/10/21/chartex" xmlns:cx3="http://schemas.microsoft.com/office/drawing/2016/5/9/chartex" xmlns:cx4="http://schemas.microsoft.com/office/drawing/2016/5/10/chartex" xmlns:cx5="http://schemas.microsoft.com/office/drawing/2016/5/11/chartex" xmlns:cx6="http://schemas.microsoft.com/office/drawing/2016/5/12/chartex" xmlns:cx7="http://schemas.microsoft.com/office/drawing/2016/5/13/chartex" xmlns:cx8="http://schemas.microsoft.com/office/drawing/2016/5/14/chartex" xmlns:mc="http://schemas.openxmlformats.org/markup-compatibility/2006" xmlns:aink="http://schemas.microsoft.com/office/drawing/2016/ink" xmlns:am3d="http://schemas.microsoft.com/office/drawing/2017/model3d" xmlns:o="urn:schemas-microsoft-com:office:office" xmlns:oel="http://schemas.microsoft.com/office/2019/extlst" xmlns:r="http://schemas.openxmlformats.org/officeDocument/2006/relationships" xmlns:m="http://schemas.openxmlformats.org/officeDocument/2006/math" xmlns:v="urn:schemas-microsoft-com:vml" xmlns:wp14="http://schemas.microsoft.com/office/word/2010/wordprocessingDrawing" xmlns:wp="http://schemas.openxmlformats.org/drawingml/2006/wordprocessingDrawing" xmlns:w10="urn:schemas-microsoft-com:office:word" xmlns:w="http://schemas.openxmlformats.org/wordprocessingml/2006/main" xmlns:w14="http://schemas.microsoft.com/office/word/2010/wordml" xmlns:w15="http://schemas.microsoft.com/office/word/2012/wordml" xmlns:w16cex="http://schemas.microsoft.com/office/word/2018/wordml/cex" xmlns:w16cid="http://schemas.microsoft.com/office/word/2016/wordml/cid" xmlns:w16="http://schemas.microsoft.com/office/word/2018/wordml" xmlns:w16du="http://schemas.microsoft.com/office/word/2023/wordml/word16du" xmlns:w16sdtdh="http://schemas.microsoft.com/office/word/2020/wordml/sdtdatahash" xmlns:w16sdtfl="http://schemas.microsoft.com/office/word/2024/wordml/sdtformatlock" xmlns:w16se="http://schemas.microsoft.com/office/word/2015/wordml/symex" xmlns:wpg="http://schemas.microsoft.com/office/word/2010/wordprocessingGroup" xmlns:wpi="http://schemas.microsoft.com/office/word/2010/wordprocessingInk" xmlns:wne="http://schemas.microsoft.com/office/word/2006/wordml" xmlns:wps="http://schemas.microsoft.com/office/word/2010/wordprocessingShape" mc:Ignorable="w14 w15 w16se w16cid w16 w16cex w16sdtdh w16sdtfl w16du wp14">
+  <w15:commentEx w15:paraId="1FE86510" w15:done="0"/>
   <w15:commentEx w15:paraId="18633DE5" w15:done="0"/>
 </w15:commentsEx>
 </file>
 
 <file path=word/commentsExtensible.xml><?xml version="1.0" encoding="utf-8"?>
 <w16cex:commentsExtensible xmlns:wpc="http://schemas.microsoft.com/office/word/2010/wordprocessingCanvas" xmlns:cx="http://schemas.microsoft.com/office/drawing/2014/chartex" xmlns:cx1="http://schemas.microsoft.com/office/drawing/2015/9/8/chartex" xmlns:cx2="http://schemas.microsoft.com/office/drawing/2015/10/21/chartex" xmlns:cx3="http://schemas.microsoft.com/office/drawing/2016/5/9/chartex" xmlns:cx4="http://schemas.microsoft.com/office/drawing/2016/5/10/chartex" xmlns:cx5="http://schemas.microsoft.com/office/drawing/2016/5/11/chartex" xmlns:cx6="http://schemas.microsoft.com/office/drawing/2016/5/12/chartex" xmlns:cx7="http://schemas.microsoft.com/office/drawing/2016/5/13/chartex" xmlns:cx8="http://schemas.microsoft.com/office/drawing/2016/5/14/chartex" xmlns:cr="http://schemas.microsoft.com/office/comments/2020/reactions" xmlns:mc="http://schemas.openxmlformats.org/markup-compatibility/2006" xmlns:aink="http://schemas.microsoft.com/office/drawing/2016/ink" xmlns:am3d="http://schemas.microsoft.com/office/drawing/2017/model3d" xmlns:o="urn:schemas-microsoft-com:office:office" xmlns:oel="http://schemas.microsoft.com/office/2019/extlst" xmlns:r="http://schemas.openxmlformats.org/officeDocument/2006/relationships" xmlns:m="http://schemas.openxmlformats.org/officeDocument/2006/math" xmlns:v="urn:schemas-microsoft-com:vml" xmlns:wp14="http://schemas.microsoft.com/office/word/2010/wordprocessingDrawing" xmlns:wp="http://schemas.openxmlformats.org/drawingml/2006/wordprocessingDrawing" xmlns:w10="urn:schemas-microsoft-com:office:word" xmlns:w="http://schemas.openxmlformats.org/wordprocessingml/2006/main" xmlns:w14="http://schemas.microsoft.com/office/word/2010/wordml" xmlns:w15="http://schemas.microsoft.com/office/word/2012/wordml" xmlns:w16cex="http://schemas.microsoft.com/office/word/2018/wordml/cex" xmlns:w16cid="http://schemas.microsoft.com/office/word/2016/wordml/cid" xmlns:w16="http://schemas.microsoft.com/office/word/2018/wordml" xmlns:w16du="http://schemas.microsoft.com/office/word/2023/wordml/word16du" xmlns:w16sdtdh="http://schemas.microsoft.com/office/word/2020/wordml/sdtdatahash" xmlns:w16sdtfl="http://schemas.microsoft.com/office/word/2024/wordml/sdtformatlock" xmlns:w16se="http://schemas.microsoft.com/office/word/2015/wordml/symex" xmlns:wpg="http://schemas.microsoft.com/office/word/2010/wordprocessingGroup" xmlns:wpi="http://schemas.microsoft.com/office/word/2010/wordprocessingInk" xmlns:wne="http://schemas.microsoft.com/office/word/2006/wordml" xmlns:wps="http://schemas.microsoft.com/office/word/2010/wordprocessingShape" mc:Ignorable="w14 w15 w16se w16cid w16 w16cex w16sdtdh w16sdtfl cr w16du wp14">
+  <w16cex:commentExtensible w16cex:durableId="401AEA31" w16cex:dateUtc="2026-10-19T08:03:00Z"/>
   <w16cex:commentExtensible w16cex:durableId="0119716B" w16cex:dateUtc="2026-08-07T13:50:00Z"/>
 </w16cex:commentsExtensible>
 </file>
 
 <file path=word/commentsIds.xml><?xml version="1.0" encoding="utf-8"?>
 <w16cid:commentsIds xmlns:wpc="http://schemas.microsoft.com/office/word/2010/wordprocessingCanvas" xmlns:cx="http://schemas.microsoft.com/office/drawing/2014/chartex" xmlns:cx1="http://schemas.microsoft.com/office/drawing/2015/9/8/chartex" xmlns:cx2="http://schemas.microsoft.com/office/drawing/2015/10/21/chartex" xmlns:cx3="http://schemas.microsoft.com/office/drawing/2016/5/9/chartex" xmlns:cx4="http://schemas.microsoft.com/office/drawing/2016/5/10/chartex" xmlns:cx5="http://schemas.microsoft.com/office/drawing/2016/5/11/chartex" xmlns:cx6="http://schemas.microsoft.com/office/drawing/2016/5/12/chartex" xmlns:cx7="http://schemas.microsoft.com/office/drawing/2016/5/13/chartex" xmlns:cx8="http://schemas.microsoft.com/office/drawing/2016/5/14/chartex" xmlns:mc="http://schemas.openxmlformats.org/markup-compatibility/2006" xmlns:aink="http://schemas.microsoft.com/office/drawing/2016/ink" xmlns:am3d="http://schemas.microsoft.com/office/drawing/2017/model3d" xmlns:o="urn:schemas-microsoft-com:office:office" xmlns:oel="http://schemas.microsoft.com/office/2019/extlst" xmlns:r="http://schemas.openxmlformats.org/officeDocument/2006/relationships" xmlns:m="http://schemas.openxmlformats.org/officeDocument/2006/math" xmlns:v="urn:schemas-microsoft-com:vml" xmlns:wp14="http://schemas.microsoft.com/office/word/2010/wordprocessingDrawing" xmlns:wp="http://schemas.openxmlformats.org/drawingml/2006/wordprocessingDrawing" xmlns:w10="urn:schemas-microsoft-com:office:word" xmlns:w="http://schemas.openxmlformats.org/wordprocessingml/2006/main" xmlns:w14="http://schemas.microsoft.com/office/word/2010/wordml" xmlns:w15="http://schemas.microsoft.com/office/word/2012/wordml" xmlns:w16cex="http://schemas.microsoft.com/office/word/2018/wordml/cex" xmlns:w16cid="http://schemas.microsoft.com/office/word/2016/wordml/cid" xmlns:w16="http://schemas.microsoft.com/office/word/2018/wordml" xmlns:w16du="http://schemas.microsoft.com/office/word/2023/wordml/word16du" xmlns:w16sdtdh="http://schemas.microsoft.com/office/word/2020/wordml/sdtdatahash" xmlns:w16sdtfl="http://schemas.microsoft.com/office/word/2024/wordml/sdtformatlock" xmlns:w16se="http://schemas.microsoft.com/office/word/2015/wordml/symex" xmlns:wpg="http://schemas.microsoft.com/office/word/2010/wordprocessingGroup" xmlns:wpi="http://schemas.microsoft.com/office/word/2010/wordprocessingInk" xmlns:wne="http://schemas.microsoft.com/office/word/2006/wordml" xmlns:wps="http://schemas.microsoft.com/office/word/2010/wordprocessingShape" mc:Ignorable="w14 w15 w16se w16cid w16 w16cex w16sdtdh w16sdtfl w16du wp14">
+  <w16cid:commentId w16cid:paraId="1FE86510" w16cid:durableId="401AEA31"/>
   <w16cid:commentId w16cid:paraId="18633DE5" w16cid:durableId="0119716B"/>
 </w16cid:commentsIds>
 </file>
@@ -12618,6 +11937,7 @@
     <w:sig w:usb0="E0002EFF" w:usb1="C000785B" w:usb2="00000009" w:usb3="00000000" w:csb0="000001FF" w:csb1="00000000"/>
   </w:font>
   <w:font w:name="Times">
+    <w:altName w:val="Sylfaen"/>
     <w:panose1 w:val="02020603050405020304"/>
     <w:charset w:val="00"/>
     <w:family w:val="roman"/>
@@ -12747,7 +12067,9 @@
     <w:rsid w:val="0035578F"/>
     <w:rsid w:val="00463F5D"/>
     <w:rsid w:val="00916A00"/>
+    <w:rsid w:val="00B55C36"/>
     <w:rsid w:val="00BF6987"/>
+    <w:rsid w:val="00D52691"/>
   </w:rsids>
   <m:mathPr>
     <m:mathFont m:val="Cambria Math"/>
